--- a/Documentation_phases/Project Planning Phase/Project_Planning.docx
+++ b/Documentation_phases/Project Planning Phase/Project_Planning.docx
@@ -1169,21 +1169,7 @@
               <w:rPr>
                 <w:sz w:val="20"/>
               </w:rPr>
-              <w:t>Arjun,</w:t>
-            </w:r>
-            <w:r>
-              <w:rPr>
-                <w:spacing w:val="-10"/>
-                <w:sz w:val="20"/>
-              </w:rPr>
-              <w:t xml:space="preserve"> </w:t>
-            </w:r>
-            <w:r>
-              <w:rPr>
-                <w:spacing w:val="-2"/>
-                <w:sz w:val="20"/>
-              </w:rPr>
-              <w:t>Pranav</w:t>
+              <w:t>Gurusai Gudi</w:t>
             </w:r>
           </w:p>
         </w:tc>
@@ -1473,10 +1459,9 @@
             </w:pPr>
             <w:r>
               <w:rPr>
-                <w:spacing w:val="-2"/>
-                <w:sz w:val="20"/>
-              </w:rPr>
-              <w:t>Kanishak, Aryan</w:t>
+                <w:sz w:val="20"/>
+              </w:rPr>
+              <w:t>Alikepalli Harsha Vardan</w:t>
             </w:r>
           </w:p>
         </w:tc>
@@ -1745,21 +1730,7 @@
               <w:rPr>
                 <w:sz w:val="20"/>
               </w:rPr>
-              <w:t>Arjun,</w:t>
-            </w:r>
-            <w:r>
-              <w:rPr>
-                <w:spacing w:val="-10"/>
-                <w:sz w:val="20"/>
-              </w:rPr>
-              <w:t xml:space="preserve"> </w:t>
-            </w:r>
-            <w:r>
-              <w:rPr>
-                <w:spacing w:val="-2"/>
-                <w:sz w:val="20"/>
-              </w:rPr>
-              <w:t>Pranav</w:t>
+              <w:t>Vamsi Hari Krishna Pandra</w:t>
             </w:r>
           </w:p>
         </w:tc>
@@ -1960,10 +1931,9 @@
             </w:pPr>
             <w:r>
               <w:rPr>
-                <w:spacing w:val="-2"/>
-                <w:sz w:val="20"/>
-              </w:rPr>
-              <w:t>Kanishak, Aryan</w:t>
+                <w:sz w:val="20"/>
+              </w:rPr>
+              <w:t>Gurusai Gudi</w:t>
             </w:r>
           </w:p>
         </w:tc>
@@ -2322,21 +2292,7 @@
               <w:rPr>
                 <w:sz w:val="20"/>
               </w:rPr>
-              <w:t>Arjun,</w:t>
-            </w:r>
-            <w:r>
-              <w:rPr>
-                <w:spacing w:val="-5"/>
-                <w:sz w:val="20"/>
-              </w:rPr>
-              <w:t xml:space="preserve"> </w:t>
-            </w:r>
-            <w:r>
-              <w:rPr>
-                <w:spacing w:val="-2"/>
-                <w:sz w:val="20"/>
-              </w:rPr>
-              <w:t>Pranav</w:t>
+              <w:t>Vamsi Hari Krishna Pandra</w:t>
             </w:r>
           </w:p>
         </w:tc>
@@ -2573,10 +2529,9 @@
             </w:pPr>
             <w:r>
               <w:rPr>
-                <w:spacing w:val="-2"/>
-                <w:sz w:val="20"/>
-              </w:rPr>
-              <w:t>Kanishak, Aryan</w:t>
+                <w:sz w:val="20"/>
+              </w:rPr>
+              <w:t>Vamsi Hari Krishna Pandra</w:t>
             </w:r>
           </w:p>
         </w:tc>
@@ -2719,6 +2674,7 @@
                 <w:spacing w:val="-2"/>
                 <w:sz w:val="20"/>
               </w:rPr>
+              <w:lastRenderedPageBreak/>
               <w:t>Sprint-</w:t>
             </w:r>
             <w:r>
@@ -2936,10 +2892,9 @@
             </w:pPr>
             <w:r>
               <w:rPr>
-                <w:spacing w:val="-2"/>
-                <w:sz w:val="20"/>
-              </w:rPr>
-              <w:t>Kanishak, Aryan</w:t>
+                <w:sz w:val="20"/>
+              </w:rPr>
+              <w:t>Alikepalli Harsha Vardan</w:t>
             </w:r>
           </w:p>
         </w:tc>
@@ -3636,7 +3591,14 @@
                 <w:spacing w:val="-4"/>
                 <w:sz w:val="20"/>
               </w:rPr>
-              <w:t>2023</w:t>
+              <w:t>202</w:t>
+            </w:r>
+            <w:r>
+              <w:rPr>
+                <w:spacing w:val="-4"/>
+                <w:sz w:val="20"/>
+              </w:rPr>
+              <w:t>5</w:t>
             </w:r>
           </w:p>
         </w:tc>
@@ -3678,34 +3640,7 @@
               <w:rPr>
                 <w:sz w:val="20"/>
               </w:rPr>
-              <w:t>30</w:t>
-            </w:r>
-            <w:r>
-              <w:rPr>
-                <w:spacing w:val="-6"/>
-                <w:sz w:val="20"/>
-              </w:rPr>
-              <w:t xml:space="preserve"> </w:t>
-            </w:r>
-            <w:r>
-              <w:rPr>
-                <w:sz w:val="20"/>
-              </w:rPr>
-              <w:t>Oct</w:t>
-            </w:r>
-            <w:r>
-              <w:rPr>
-                <w:spacing w:val="-2"/>
-                <w:sz w:val="20"/>
-              </w:rPr>
-              <w:t xml:space="preserve"> </w:t>
-            </w:r>
-            <w:r>
-              <w:rPr>
-                <w:spacing w:val="-4"/>
-                <w:sz w:val="20"/>
-              </w:rPr>
-              <w:t>2023</w:t>
+              <w:t>03 Feb 2026</w:t>
             </w:r>
           </w:p>
         </w:tc>
@@ -3887,7 +3822,14 @@
                 <w:spacing w:val="-4"/>
                 <w:sz w:val="20"/>
               </w:rPr>
-              <w:t>2023</w:t>
+              <w:t>202</w:t>
+            </w:r>
+            <w:r>
+              <w:rPr>
+                <w:spacing w:val="-4"/>
+                <w:sz w:val="20"/>
+              </w:rPr>
+              <w:t>5</w:t>
             </w:r>
           </w:p>
         </w:tc>
@@ -3930,34 +3872,7 @@
               <w:rPr>
                 <w:sz w:val="20"/>
               </w:rPr>
-              <w:t>2</w:t>
-            </w:r>
-            <w:r>
-              <w:rPr>
-                <w:spacing w:val="-2"/>
-                <w:sz w:val="20"/>
-              </w:rPr>
-              <w:t xml:space="preserve"> </w:t>
-            </w:r>
-            <w:r>
-              <w:rPr>
-                <w:sz w:val="20"/>
-              </w:rPr>
-              <w:t>Nov</w:t>
-            </w:r>
-            <w:r>
-              <w:rPr>
-                <w:spacing w:val="-1"/>
-                <w:sz w:val="20"/>
-              </w:rPr>
-              <w:t xml:space="preserve"> </w:t>
-            </w:r>
-            <w:r>
-              <w:rPr>
-                <w:spacing w:val="-4"/>
-                <w:sz w:val="20"/>
-              </w:rPr>
-              <w:t>2023</w:t>
+              <w:t>10 Feb 2026</w:t>
             </w:r>
           </w:p>
         </w:tc>
@@ -4137,7 +4052,14 @@
                 <w:spacing w:val="-4"/>
                 <w:sz w:val="20"/>
               </w:rPr>
-              <w:t>2023</w:t>
+              <w:t>202</w:t>
+            </w:r>
+            <w:r>
+              <w:rPr>
+                <w:spacing w:val="-4"/>
+                <w:sz w:val="20"/>
+              </w:rPr>
+              <w:t>5</w:t>
             </w:r>
           </w:p>
         </w:tc>
@@ -4169,45 +4091,21 @@
           </w:tcPr>
           <w:p>
             <w:pPr>
-              <w:pStyle w:val="TableParagraph"/>
-              <w:spacing w:line="229" w:lineRule="exact"/>
-              <w:ind w:left="113"/>
-              <w:rPr>
-                <w:sz w:val="20"/>
-              </w:rPr>
-            </w:pPr>
-            <w:r>
-              <w:rPr>
-                <w:sz w:val="20"/>
-              </w:rPr>
-              <w:t>7</w:t>
-            </w:r>
-            <w:r>
-              <w:rPr>
-                <w:spacing w:val="-2"/>
-                <w:sz w:val="20"/>
-              </w:rPr>
-              <w:t xml:space="preserve"> </w:t>
-            </w:r>
-            <w:r>
-              <w:rPr>
-                <w:sz w:val="20"/>
-              </w:rPr>
-              <w:t>Nov</w:t>
-            </w:r>
-            <w:r>
-              <w:rPr>
-                <w:spacing w:val="-1"/>
-                <w:sz w:val="20"/>
-              </w:rPr>
-              <w:t xml:space="preserve"> </w:t>
-            </w:r>
-            <w:r>
-              <w:rPr>
-                <w:spacing w:val="-4"/>
-                <w:sz w:val="20"/>
-              </w:rPr>
-              <w:t>2023</w:t>
+              <w:rPr>
+                <w:rFonts w:ascii="Segoe UI" w:eastAsia="Times New Roman" w:hAnsi="Segoe UI" w:cs="Segoe UI"/>
+                <w:color w:val="FFFFFF"/>
+                <w:sz w:val="21"/>
+                <w:szCs w:val="21"/>
+              </w:rPr>
+            </w:pPr>
+            <w:r>
+              <w:rPr>
+                <w:rFonts w:ascii="Segoe UI" w:hAnsi="Segoe UI" w:cs="Segoe UI"/>
+                <w:color w:val="FFFFFF"/>
+                <w:sz w:val="21"/>
+                <w:szCs w:val="21"/>
+              </w:rPr>
+              <w:t>112</w:t>
             </w:r>
           </w:p>
         </w:tc>
@@ -4382,7 +4280,14 @@
                 <w:spacing w:val="-4"/>
                 <w:sz w:val="20"/>
               </w:rPr>
-              <w:t>2023</w:t>
+              <w:t>202</w:t>
+            </w:r>
+            <w:r>
+              <w:rPr>
+                <w:spacing w:val="-4"/>
+                <w:sz w:val="20"/>
+              </w:rPr>
+              <w:t>5</w:t>
             </w:r>
           </w:p>
         </w:tc>
@@ -4627,7 +4532,14 @@
                 <w:spacing w:val="-4"/>
                 <w:sz w:val="20"/>
               </w:rPr>
-              <w:t>2023</w:t>
+              <w:t>202</w:t>
+            </w:r>
+            <w:r>
+              <w:rPr>
+                <w:spacing w:val="-4"/>
+                <w:sz w:val="20"/>
+              </w:rPr>
+              <w:t>5</w:t>
             </w:r>
           </w:p>
         </w:tc>
@@ -5871,7 +5783,6 @@
   <w:style w:type="character" w:default="1" w:styleId="DefaultParagraphFont">
     <w:name w:val="Default Paragraph Font"/>
     <w:uiPriority w:val="1"/>
-    <w:semiHidden/>
     <w:unhideWhenUsed/>
   </w:style>
   <w:style w:type="table" w:default="1" w:styleId="TableNormal">
